--- a/docx_resources/Вечірня-Утреня/В,У - Мінея/10-Жовтень/09-__-Якова.docx
+++ b/docx_resources/Вечірня-Утреня/В,У - Мінея/10-Жовтень/09-__-Якова.docx
@@ -1070,6 +1070,7 @@
           <w:b/>
           <w:i/>
           <w:color w:val="FF0000"/>
+          <w:sz w:val="24"/>
         </w:rPr>
         <w:t>Вечірні молитви</w:t>
       </w:r>
@@ -2072,6 +2073,7 @@
           <w:b/>
           <w:i/>
           <w:color w:val="FF0000"/>
+          <w:sz w:val="24"/>
         </w:rPr>
         <w:t>Блажен муж</w:t>
       </w:r>
@@ -2341,6 +2343,7 @@
           <w:b/>
           <w:i/>
           <w:color w:val="FF0000"/>
+          <w:sz w:val="24"/>
         </w:rPr>
         <w:t>Мала єктенія</w:t>
       </w:r>
@@ -3601,6 +3604,7 @@
           <w:b/>
           <w:i/>
           <w:color w:val="FF0000"/>
+          <w:sz w:val="24"/>
         </w:rPr>
         <w:t>Стихири</w:t>
       </w:r>
@@ -4440,6 +4444,7 @@
           <w:b/>
           <w:i/>
           <w:color w:val="FF0000"/>
+          <w:sz w:val="24"/>
         </w:rPr>
         <w:t xml:space="preserve">Прокімен. </w:t>
       </w:r>
@@ -4448,6 +4453,7 @@
           <w:rFonts w:ascii="Times New Roman" w:eastAsia="Times New Roman" w:hAnsi="Times New Roman" w:cs="Times New Roman"/>
           <w:i/>
           <w:color w:val="FF0000"/>
+          <w:sz w:val="24"/>
         </w:rPr>
         <w:t xml:space="preserve">Псалом 133 </w:t>
       </w:r>
@@ -4457,6 +4463,7 @@
           <w:b/>
           <w:i/>
           <w:color w:val="FF0000"/>
+          <w:sz w:val="24"/>
         </w:rPr>
         <w:t>(г. 8):</w:t>
       </w:r>
@@ -4552,6 +4559,7 @@
           <w:b/>
           <w:i/>
           <w:color w:val="FF0000"/>
+          <w:sz w:val="24"/>
         </w:rPr>
         <w:t>Читання</w:t>
       </w:r>
@@ -5068,6 +5076,7 @@
           <w:b/>
           <w:i/>
           <w:color w:val="FF0000"/>
+          <w:sz w:val="24"/>
         </w:rPr>
         <w:lastRenderedPageBreak/>
         <w:t>Єктенія усильного благання</w:t>
@@ -5531,6 +5540,7 @@
           <w:b/>
           <w:i/>
           <w:color w:val="FF0000"/>
+          <w:sz w:val="24"/>
         </w:rPr>
         <w:t>Сподоби, Господи</w:t>
       </w:r>
@@ -5705,6 +5715,7 @@
           <w:b/>
           <w:i/>
           <w:color w:val="FF0000"/>
+          <w:sz w:val="24"/>
         </w:rPr>
         <w:lastRenderedPageBreak/>
         <w:t>Прохальна єктенія</w:t>
@@ -7051,6 +7062,7 @@
           <w:b/>
           <w:i/>
           <w:color w:val="FF0000"/>
+          <w:sz w:val="24"/>
         </w:rPr>
         <w:t>Пісня Симеона</w:t>
       </w:r>
@@ -7325,6 +7337,7 @@
           <w:b/>
           <w:i/>
           <w:color w:val="FF0000"/>
+          <w:sz w:val="24"/>
         </w:rPr>
         <w:t>Тропарі</w:t>
       </w:r>
@@ -7811,6 +7824,7 @@
           <w:b/>
           <w:i/>
           <w:color w:val="FF0000"/>
+          <w:sz w:val="24"/>
         </w:rPr>
         <w:t>Після Вечірні</w:t>
       </w:r>
@@ -7870,6 +7884,7 @@
       <w:r>
         <w:rPr>
           <w:rFonts w:ascii="Times New Roman" w:hAnsi="Times New Roman" w:cs="Times New Roman"/>
+          <w:sz w:val="24"/>
         </w:rPr>
         <w:br w:type="page"/>
       </w:r>
@@ -10287,6 +10302,7 @@
           <w:b/>
           <w:i/>
           <w:color w:val="FF0000"/>
+          <w:sz w:val="24"/>
         </w:rPr>
         <w:t>Утренні молитви</w:t>
       </w:r>
@@ -11394,6 +11410,7 @@
           <w:b/>
           <w:i/>
           <w:color w:val="FF0000"/>
+          <w:sz w:val="24"/>
         </w:rPr>
         <w:t>Бог Господь...</w:t>
       </w:r>
@@ -11402,6 +11419,7 @@
           <w:rFonts w:ascii="Times New Roman" w:eastAsia="Times New Roman" w:hAnsi="Times New Roman" w:cs="Times New Roman"/>
           <w:i/>
           <w:color w:val="FF0000"/>
+          <w:sz w:val="24"/>
         </w:rPr>
         <w:t xml:space="preserve"> (Пс. 117), глас 3</w:t>
       </w:r>
@@ -11625,6 +11643,7 @@
           <w:b/>
           <w:i/>
           <w:color w:val="FF0000"/>
+          <w:sz w:val="24"/>
         </w:rPr>
         <w:t>Тропарі</w:t>
       </w:r>
@@ -11781,6 +11800,7 @@
           <w:b/>
           <w:i/>
           <w:color w:val="FF0000"/>
+          <w:sz w:val="24"/>
         </w:rPr>
         <w:lastRenderedPageBreak/>
         <w:t>Мала єктенія</w:t>
@@ -12008,6 +12028,7 @@
           <w:b/>
           <w:i/>
           <w:color w:val="FF0000"/>
+          <w:sz w:val="24"/>
         </w:rPr>
         <w:t>Перший сідальний</w:t>
       </w:r>
@@ -12137,6 +12158,7 @@
           <w:b/>
           <w:i/>
           <w:color w:val="FF0000"/>
+          <w:sz w:val="24"/>
         </w:rPr>
         <w:t>Мала єктенія</w:t>
       </w:r>
@@ -12389,6 +12411,7 @@
           <w:b/>
           <w:i/>
           <w:color w:val="FF0000"/>
+          <w:sz w:val="24"/>
         </w:rPr>
         <w:t>Другий сідальний</w:t>
       </w:r>
@@ -12842,6 +12865,7 @@
           <w:b/>
           <w:i/>
           <w:color w:val="FF0000"/>
+          <w:sz w:val="24"/>
         </w:rPr>
         <w:t>Величання</w:t>
       </w:r>
@@ -13071,6 +13095,7 @@
           <w:b/>
           <w:i/>
           <w:color w:val="FF0000"/>
+          <w:sz w:val="24"/>
         </w:rPr>
         <w:t>Мала єктенія</w:t>
       </w:r>
@@ -13315,6 +13340,7 @@
           <w:b/>
           <w:i/>
           <w:color w:val="FF0000"/>
+          <w:sz w:val="24"/>
         </w:rPr>
         <w:t>Сідальний</w:t>
       </w:r>
@@ -13377,6 +13403,7 @@
           <w:b/>
           <w:i/>
           <w:color w:val="FF0000"/>
+          <w:sz w:val="24"/>
         </w:rPr>
         <w:t>Степенна пісня. Антифон 1</w:t>
       </w:r>
@@ -13385,6 +13412,7 @@
           <w:rFonts w:ascii="Times New Roman" w:eastAsia="Times New Roman" w:hAnsi="Times New Roman" w:cs="Times New Roman"/>
           <w:i/>
           <w:color w:val="FF0000"/>
+          <w:sz w:val="24"/>
         </w:rPr>
         <w:t xml:space="preserve"> (глас 4)</w:t>
       </w:r>
@@ -13626,6 +13654,7 @@
           <w:b/>
           <w:i/>
           <w:color w:val="FF0000"/>
+          <w:sz w:val="24"/>
         </w:rPr>
         <w:t xml:space="preserve">Прокімен. </w:t>
       </w:r>
@@ -13634,6 +13663,7 @@
           <w:rFonts w:ascii="Times New Roman" w:eastAsia="Times New Roman" w:hAnsi="Times New Roman" w:cs="Times New Roman"/>
           <w:i/>
           <w:color w:val="FF0000"/>
+          <w:sz w:val="24"/>
         </w:rPr>
         <w:t>Псалом 18</w:t>
       </w:r>
@@ -13643,6 +13673,7 @@
           <w:b/>
           <w:i/>
           <w:color w:val="FF0000"/>
+          <w:sz w:val="24"/>
         </w:rPr>
         <w:t xml:space="preserve"> (г. 4)</w:t>
       </w:r>
@@ -14808,6 +14839,7 @@
           <w:b/>
           <w:i/>
           <w:color w:val="FF0000"/>
+          <w:sz w:val="24"/>
         </w:rPr>
         <w:t>Псалом 50</w:t>
       </w:r>
@@ -15408,6 +15440,7 @@
           <w:b/>
           <w:i/>
           <w:color w:val="FF0000"/>
+          <w:sz w:val="24"/>
         </w:rPr>
         <w:t>Єктенія</w:t>
       </w:r>
@@ -16412,6 +16445,7 @@
           <w:b/>
           <w:i/>
           <w:color w:val="FF0000"/>
+          <w:sz w:val="24"/>
         </w:rPr>
         <w:t>Мала єктенія</w:t>
       </w:r>
@@ -17696,6 +17730,7 @@
           <w:b/>
           <w:i/>
           <w:color w:val="FF0000"/>
+          <w:sz w:val="24"/>
         </w:rPr>
         <w:t>Мала єктенія</w:t>
       </w:r>
@@ -18603,6 +18638,7 @@
           <w:b/>
           <w:i/>
           <w:color w:val="FF0000"/>
+          <w:sz w:val="24"/>
         </w:rPr>
         <w:t>Пісня Богородиці</w:t>
       </w:r>
@@ -18852,6 +18888,7 @@
           <w:b/>
           <w:i/>
           <w:color w:val="FF0000"/>
+          <w:sz w:val="24"/>
         </w:rPr>
         <w:t>Пісня 9</w:t>
       </w:r>
@@ -19142,6 +19179,7 @@
           <w:b/>
           <w:i/>
           <w:color w:val="FF0000"/>
+          <w:sz w:val="24"/>
         </w:rPr>
         <w:t>Мала єктенія</w:t>
       </w:r>
@@ -19380,6 +19418,7 @@
           <w:b/>
           <w:i/>
           <w:color w:val="FF0000"/>
+          <w:sz w:val="24"/>
         </w:rPr>
         <w:t>Світильний</w:t>
       </w:r>
@@ -19388,6 +19427,7 @@
           <w:rFonts w:ascii="Times New Roman" w:eastAsia="Times New Roman" w:hAnsi="Times New Roman" w:cs="Times New Roman"/>
           <w:i/>
           <w:color w:val="FF0000"/>
+          <w:sz w:val="24"/>
         </w:rPr>
         <w:t>:</w:t>
       </w:r>
@@ -20022,6 +20062,7 @@
           <w:b/>
           <w:i/>
           <w:color w:val="FF0000"/>
+          <w:sz w:val="24"/>
         </w:rPr>
         <w:t>Стихири</w:t>
       </w:r>
@@ -20313,6 +20354,7 @@
           <w:b/>
           <w:i/>
           <w:color w:val="FF0000"/>
+          <w:sz w:val="24"/>
         </w:rPr>
         <w:t>Велике славослов'я</w:t>
       </w:r>
@@ -20867,6 +20909,7 @@
           <w:b/>
           <w:i/>
           <w:color w:val="FF0000"/>
+          <w:sz w:val="24"/>
         </w:rPr>
         <w:t>Тропар</w:t>
       </w:r>
@@ -20970,6 +21013,7 @@
           <w:b/>
           <w:i/>
           <w:color w:val="FF0000"/>
+          <w:sz w:val="24"/>
         </w:rPr>
         <w:t>Єктенія усильного благання</w:t>
       </w:r>
@@ -21285,6 +21329,7 @@
           <w:b/>
           <w:i/>
           <w:color w:val="FF0000"/>
+          <w:sz w:val="24"/>
         </w:rPr>
         <w:t>Прохальна єктенія</w:t>
       </w:r>
